--- a/checklist/pages/polityka-cookies/polityka-cookies.ua.docx
+++ b/checklist/pages/polityka-cookies/polityka-cookies.ua.docx
@@ -79,7 +79,7 @@
         <w:pStyle w:val="ListNumber"/>
       </w:pPr>
       <w:r>
-        <w:t>Функціональні файли постачальників платежів — Przelewy24, Klarna, PayPo — в обсязі, необхідному для обробки платежів.</w:t>
+        <w:t>Постачальники платежів — Przelewy24, Klarna, PayPo — виключно в обсязі, необхідному для здійснення платежу, ініційованого Користувачем; вважаються необхідними та не потребують згоди.</w:t>
       </w:r>
     </w:p>
     <w:p>

--- a/checklist/pages/polityka-cookies/polityka-cookies.ua.docx
+++ b/checklist/pages/polityka-cookies/polityka-cookies.ua.docx
@@ -21,7 +21,7 @@
     </w:p>
     <w:p>
       <w:r>
-        <w:t>Інтернет-магазин La Petite Bloom · LPB Sp. z o.o. · діє з 24.06.2026</w:t>
+        <w:t>Інтернет-магазин La Petite Bloom · LPB Sp. z o.o. · діє з 01.09.2026 · версія 1.0</w:t>
       </w:r>
     </w:p>
     <w:p>
